--- a/analysis/2026-07-mtr/ida21_policy_commitment.docx
+++ b/analysis/2026-07-mtr/ida21_policy_commitment.docx
@@ -772,7 +772,7 @@
               <w:jc w:val="right"/>
             </w:pPr>
             <w:r>
-              <w:t xml:space="preserve">25</w:t>
+              <w:t xml:space="preserve">27</w:t>
             </w:r>
           </w:p>
         </w:tc>
@@ -796,7 +796,7 @@
               <w:jc w:val="right"/>
             </w:pPr>
             <w:r>
-              <w:t xml:space="preserve">66</w:t>
+              <w:t xml:space="preserve">68</w:t>
             </w:r>
           </w:p>
         </w:tc>
@@ -1048,7 +1048,7 @@
               <w:jc w:val="right"/>
             </w:pPr>
             <w:r>
-              <w:t xml:space="preserve">23</w:t>
+              <w:t xml:space="preserve">24</w:t>
             </w:r>
           </w:p>
         </w:tc>
@@ -1072,7 +1072,7 @@
               <w:jc w:val="right"/>
             </w:pPr>
             <w:r>
-              <w:t xml:space="preserve">39</w:t>
+              <w:t xml:space="preserve">40</w:t>
             </w:r>
           </w:p>
         </w:tc>
@@ -1359,19 +1359,19 @@
               <w:jc w:val="right"/>
             </w:pPr>
             <w:r>
-              <w:t xml:space="preserve">50</w:t>
-            </w:r>
-          </w:p>
-        </w:tc>
-        <w:tc>
-          <w:tcPr/>
-          <w:p>
-            <w:pPr>
-              <w:pStyle w:val="Compact"/>
-              <w:jc w:val="right"/>
-            </w:pPr>
-            <w:r>
-              <w:t xml:space="preserve">66</w:t>
+              <w:t xml:space="preserve">52</w:t>
+            </w:r>
+          </w:p>
+        </w:tc>
+        <w:tc>
+          <w:tcPr/>
+          <w:p>
+            <w:pPr>
+              <w:pStyle w:val="Compact"/>
+              <w:jc w:val="right"/>
+            </w:pPr>
+            <w:r>
+              <w:t xml:space="preserve">68</w:t>
             </w:r>
           </w:p>
         </w:tc>
@@ -1623,7 +1623,7 @@
               <w:jc w:val="right"/>
             </w:pPr>
             <w:r>
-              <w:t xml:space="preserve">30</w:t>
+              <w:t xml:space="preserve">32</w:t>
             </w:r>
           </w:p>
         </w:tc>
@@ -1647,7 +1647,7 @@
               <w:jc w:val="right"/>
             </w:pPr>
             <w:r>
-              <w:t xml:space="preserve">39</w:t>
+              <w:t xml:space="preserve">40</w:t>
             </w:r>
           </w:p>
         </w:tc>
@@ -3026,7 +3026,7 @@
         <w:pStyle w:val="FirstParagraph"/>
       </w:pPr>
       <w:r>
-        <w:t xml:space="preserve">List of lending projects/ASA in the Governance IDA/Blend portfolio</w:t>
+        <w:t xml:space="preserve">List of lending projects/ASA in the Governance IDA/Blend portfolio.</w:t>
       </w:r>
     </w:p>
     <w:p>
@@ -13070,7 +13070,7 @@
               <w:jc w:val="right"/>
             </w:pPr>
             <w:r>
-              <w:t xml:space="preserve">0</w:t>
+              <w:t xml:space="preserve">1</w:t>
             </w:r>
           </w:p>
         </w:tc>
@@ -13472,7 +13472,7 @@
               <w:jc w:val="right"/>
             </w:pPr>
             <w:r>
-              <w:t xml:space="preserve">0</w:t>
+              <w:t xml:space="preserve">1</w:t>
             </w:r>
           </w:p>
         </w:tc>

--- a/analysis/2026-07-mtr/ida21_policy_commitment.docx
+++ b/analysis/2026-07-mtr/ida21_policy_commitment.docx
@@ -66,7 +66,7 @@
           <w:b/>
           <w:bCs/>
         </w:rPr>
-        <w:t xml:space="preserve">41 countries</w:t>
+        <w:t xml:space="preserve">42 countries</w:t>
       </w:r>
       <w:r>
         <w:t xml:space="preserve">, of which</w:t>
@@ -258,19 +258,19 @@
               <w:jc w:val="right"/>
             </w:pPr>
             <w:r>
-              <w:t xml:space="preserve">27</w:t>
-            </w:r>
-          </w:p>
-        </w:tc>
-        <w:tc>
-          <w:tcPr/>
-          <w:p>
-            <w:pPr>
-              <w:pStyle w:val="Compact"/>
-              <w:jc w:val="right"/>
-            </w:pPr>
-            <w:r>
-              <w:t xml:space="preserve">41</w:t>
+              <w:t xml:space="preserve">26</w:t>
+            </w:r>
+          </w:p>
+        </w:tc>
+        <w:tc>
+          <w:tcPr/>
+          <w:p>
+            <w:pPr>
+              <w:pStyle w:val="Compact"/>
+              <w:jc w:val="right"/>
+            </w:pPr>
+            <w:r>
+              <w:t xml:space="preserve">42</w:t>
             </w:r>
           </w:p>
         </w:tc>
@@ -622,7 +622,7 @@
               <w:jc w:val="right"/>
             </w:pPr>
             <w:r>
-              <w:t xml:space="preserve">21</w:t>
+              <w:t xml:space="preserve">20</w:t>
             </w:r>
           </w:p>
         </w:tc>
@@ -2982,7 +2982,7 @@
               <w:jc w:val="right"/>
             </w:pPr>
             <w:r>
-              <w:t xml:space="preserve">24</w:t>
+              <w:t xml:space="preserve">23</w:t>
             </w:r>
           </w:p>
         </w:tc>
@@ -3006,7 +3006,7 @@
               <w:jc w:val="right"/>
             </w:pPr>
             <w:r>
-              <w:t xml:space="preserve">38</w:t>
+              <w:t xml:space="preserve">39</w:t>
             </w:r>
           </w:p>
         </w:tc>
@@ -3581,7 +3581,7 @@
               <w:jc w:val="right"/>
             </w:pPr>
             <w:r>
-              <w:t xml:space="preserve">38</w:t>
+              <w:t xml:space="preserve">39</w:t>
             </w:r>
           </w:p>
         </w:tc>

--- a/analysis/2026-07-mtr/ida21_policy_commitment.docx
+++ b/analysis/2026-07-mtr/ida21_policy_commitment.docx
@@ -15,7 +15,7 @@
         <w:pStyle w:val="Date"/>
       </w:pPr>
       <w:r>
-        <w:t xml:space="preserve">August 12, 2026</w:t>
+        <w:t xml:space="preserve">August 14, 2026</w:t>
       </w:r>
     </w:p>
     <w:bookmarkStart w:id="9" w:name="overview"/>
@@ -3792,1121 +3792,7 @@
     </w:p>
     <w:bookmarkEnd w:id="12"/>
     <w:bookmarkEnd w:id="13"/>
-    <w:bookmarkStart w:id="14" w:name="country-list"/>
-    <w:p>
-      <w:pPr>
-        <w:pStyle w:val="Heading1"/>
-      </w:pPr>
-      <w:r>
-        <w:t xml:space="preserve">Country list</w:t>
-      </w:r>
-    </w:p>
-    <w:p>
-      <w:pPr>
-        <w:pStyle w:val="TableCaption"/>
-      </w:pPr>
-      <w:r>
-        <w:t xml:space="preserve">Countries supported by the Governance IDA/Blend portfolio</w:t>
-      </w:r>
-    </w:p>
-    <w:tbl>
-      <w:tblPr>
-        <w:tblStyle w:val="Table"/>
-        <w:tblW w:type="auto" w:w="0"/>
-        <w:tblLook w:firstRow="1" w:lastRow="0" w:firstColumn="0" w:lastColumn="0" w:noHBand="0" w:noVBand="0" w:val="0020"/>
-        <w:tblCaption w:val="Countries supported by the Governance IDA/Blend portfolio"/>
-      </w:tblPr>
-      <w:tblGrid>
-        <w:gridCol w:w="3960"/>
-        <w:gridCol w:w="3960"/>
-      </w:tblGrid>
-      <w:tr>
-        <w:trPr>
-          <w:tblHeader w:val="on"/>
-        </w:trPr>
-        <w:tc>
-          <w:tcPr/>
-          <w:p>
-            <w:pPr>
-              <w:pStyle w:val="Compact"/>
-              <w:jc w:val="left"/>
-            </w:pPr>
-            <w:r>
-              <w:t xml:space="preserve">Country</w:t>
-            </w:r>
-          </w:p>
-        </w:tc>
-        <w:tc>
-          <w:tcPr/>
-          <w:p>
-            <w:pPr>
-              <w:pStyle w:val="Compact"/>
-              <w:jc w:val="left"/>
-            </w:pPr>
-            <w:r>
-              <w:t xml:space="preserve">IDA Cycle</w:t>
-            </w:r>
-          </w:p>
-        </w:tc>
-      </w:tr>
-      <w:tr>
-        <w:tc>
-          <w:tcPr/>
-          <w:p>
-            <w:pPr>
-              <w:pStyle w:val="Compact"/>
-              <w:jc w:val="left"/>
-            </w:pPr>
-            <w:r>
-              <w:t xml:space="preserve">Islamic Republic of Pakistan</w:t>
-            </w:r>
-          </w:p>
-        </w:tc>
-        <w:tc>
-          <w:tcPr/>
-          <w:p>
-            <w:pPr>
-              <w:pStyle w:val="Compact"/>
-              <w:jc w:val="left"/>
-            </w:pPr>
-            <w:r>
-              <w:t xml:space="preserve">IDA21</w:t>
-            </w:r>
-          </w:p>
-        </w:tc>
-      </w:tr>
-      <w:tr>
-        <w:tc>
-          <w:tcPr/>
-          <w:p>
-            <w:pPr>
-              <w:pStyle w:val="Compact"/>
-              <w:jc w:val="left"/>
-            </w:pPr>
-            <w:r>
-              <w:t xml:space="preserve">Kingdom of Bhutan</w:t>
-            </w:r>
-          </w:p>
-        </w:tc>
-        <w:tc>
-          <w:tcPr/>
-          <w:p>
-            <w:pPr>
-              <w:pStyle w:val="Compact"/>
-              <w:jc w:val="left"/>
-            </w:pPr>
-            <w:r>
-              <w:t xml:space="preserve">IDA21</w:t>
-            </w:r>
-          </w:p>
-        </w:tc>
-      </w:tr>
-      <w:tr>
-        <w:tc>
-          <w:tcPr/>
-          <w:p>
-            <w:pPr>
-              <w:pStyle w:val="Compact"/>
-              <w:jc w:val="left"/>
-            </w:pPr>
-            <w:r>
-              <w:t xml:space="preserve">Kingdom of Cambodia</w:t>
-            </w:r>
-          </w:p>
-        </w:tc>
-        <w:tc>
-          <w:tcPr/>
-          <w:p>
-            <w:pPr>
-              <w:pStyle w:val="Compact"/>
-              <w:jc w:val="left"/>
-            </w:pPr>
-            <w:r>
-              <w:t xml:space="preserve">IDA21</w:t>
-            </w:r>
-          </w:p>
-        </w:tc>
-      </w:tr>
-      <w:tr>
-        <w:tc>
-          <w:tcPr/>
-          <w:p>
-            <w:pPr>
-              <w:pStyle w:val="Compact"/>
-              <w:jc w:val="left"/>
-            </w:pPr>
-            <w:r>
-              <w:t xml:space="preserve">Lao People’s Democratic Republic</w:t>
-            </w:r>
-          </w:p>
-        </w:tc>
-        <w:tc>
-          <w:tcPr/>
-          <w:p>
-            <w:pPr>
-              <w:pStyle w:val="Compact"/>
-              <w:jc w:val="left"/>
-            </w:pPr>
-            <w:r>
-              <w:t xml:space="preserve">IDA21</w:t>
-            </w:r>
-          </w:p>
-        </w:tc>
-      </w:tr>
-      <w:tr>
-        <w:tc>
-          <w:tcPr/>
-          <w:p>
-            <w:pPr>
-              <w:pStyle w:val="Compact"/>
-              <w:jc w:val="left"/>
-            </w:pPr>
-            <w:r>
-              <w:t xml:space="preserve">Nepal</w:t>
-            </w:r>
-          </w:p>
-        </w:tc>
-        <w:tc>
-          <w:tcPr/>
-          <w:p>
-            <w:pPr>
-              <w:pStyle w:val="Compact"/>
-              <w:jc w:val="left"/>
-            </w:pPr>
-            <w:r>
-              <w:t xml:space="preserve">IDA21</w:t>
-            </w:r>
-          </w:p>
-        </w:tc>
-      </w:tr>
-      <w:tr>
-        <w:tc>
-          <w:tcPr/>
-          <w:p>
-            <w:pPr>
-              <w:pStyle w:val="Compact"/>
-              <w:jc w:val="left"/>
-            </w:pPr>
-            <w:r>
-              <w:t xml:space="preserve">Republic of Cote d’Ivoire</w:t>
-            </w:r>
-          </w:p>
-        </w:tc>
-        <w:tc>
-          <w:tcPr/>
-          <w:p>
-            <w:pPr>
-              <w:pStyle w:val="Compact"/>
-              <w:jc w:val="left"/>
-            </w:pPr>
-            <w:r>
-              <w:t xml:space="preserve">IDA21</w:t>
-            </w:r>
-          </w:p>
-        </w:tc>
-      </w:tr>
-      <w:tr>
-        <w:tc>
-          <w:tcPr/>
-          <w:p>
-            <w:pPr>
-              <w:pStyle w:val="Compact"/>
-              <w:jc w:val="left"/>
-            </w:pPr>
-            <w:r>
-              <w:t xml:space="preserve">Republic of Djibouti</w:t>
-            </w:r>
-          </w:p>
-        </w:tc>
-        <w:tc>
-          <w:tcPr/>
-          <w:p>
-            <w:pPr>
-              <w:pStyle w:val="Compact"/>
-              <w:jc w:val="left"/>
-            </w:pPr>
-            <w:r>
-              <w:t xml:space="preserve">IDA21</w:t>
-            </w:r>
-          </w:p>
-        </w:tc>
-      </w:tr>
-      <w:tr>
-        <w:tc>
-          <w:tcPr/>
-          <w:p>
-            <w:pPr>
-              <w:pStyle w:val="Compact"/>
-              <w:jc w:val="left"/>
-            </w:pPr>
-            <w:r>
-              <w:t xml:space="preserve">Republic of Guinea</w:t>
-            </w:r>
-          </w:p>
-        </w:tc>
-        <w:tc>
-          <w:tcPr/>
-          <w:p>
-            <w:pPr>
-              <w:pStyle w:val="Compact"/>
-              <w:jc w:val="left"/>
-            </w:pPr>
-            <w:r>
-              <w:t xml:space="preserve">IDA21</w:t>
-            </w:r>
-          </w:p>
-        </w:tc>
-      </w:tr>
-      <w:tr>
-        <w:tc>
-          <w:tcPr/>
-          <w:p>
-            <w:pPr>
-              <w:pStyle w:val="Compact"/>
-              <w:jc w:val="left"/>
-            </w:pPr>
-            <w:r>
-              <w:t xml:space="preserve">Republic of Honduras</w:t>
-            </w:r>
-          </w:p>
-        </w:tc>
-        <w:tc>
-          <w:tcPr/>
-          <w:p>
-            <w:pPr>
-              <w:pStyle w:val="Compact"/>
-              <w:jc w:val="left"/>
-            </w:pPr>
-            <w:r>
-              <w:t xml:space="preserve">IDA21</w:t>
-            </w:r>
-          </w:p>
-        </w:tc>
-      </w:tr>
-      <w:tr>
-        <w:tc>
-          <w:tcPr/>
-          <w:p>
-            <w:pPr>
-              <w:pStyle w:val="Compact"/>
-              <w:jc w:val="left"/>
-            </w:pPr>
-            <w:r>
-              <w:t xml:space="preserve">Republic of Kosovo</w:t>
-            </w:r>
-          </w:p>
-        </w:tc>
-        <w:tc>
-          <w:tcPr/>
-          <w:p>
-            <w:pPr>
-              <w:pStyle w:val="Compact"/>
-              <w:jc w:val="left"/>
-            </w:pPr>
-            <w:r>
-              <w:t xml:space="preserve">IDA21</w:t>
-            </w:r>
-          </w:p>
-        </w:tc>
-      </w:tr>
-      <w:tr>
-        <w:tc>
-          <w:tcPr/>
-          <w:p>
-            <w:pPr>
-              <w:pStyle w:val="Compact"/>
-              <w:jc w:val="left"/>
-            </w:pPr>
-            <w:r>
-              <w:t xml:space="preserve">Republic of Rwanda</w:t>
-            </w:r>
-          </w:p>
-        </w:tc>
-        <w:tc>
-          <w:tcPr/>
-          <w:p>
-            <w:pPr>
-              <w:pStyle w:val="Compact"/>
-              <w:jc w:val="left"/>
-            </w:pPr>
-            <w:r>
-              <w:t xml:space="preserve">IDA21</w:t>
-            </w:r>
-          </w:p>
-        </w:tc>
-      </w:tr>
-      <w:tr>
-        <w:tc>
-          <w:tcPr/>
-          <w:p>
-            <w:pPr>
-              <w:pStyle w:val="Compact"/>
-              <w:jc w:val="left"/>
-            </w:pPr>
-            <w:r>
-              <w:t xml:space="preserve">Republic of Tajikistan</w:t>
-            </w:r>
-          </w:p>
-        </w:tc>
-        <w:tc>
-          <w:tcPr/>
-          <w:p>
-            <w:pPr>
-              <w:pStyle w:val="Compact"/>
-              <w:jc w:val="left"/>
-            </w:pPr>
-            <w:r>
-              <w:t xml:space="preserve">IDA21</w:t>
-            </w:r>
-          </w:p>
-        </w:tc>
-      </w:tr>
-      <w:tr>
-        <w:tc>
-          <w:tcPr/>
-          <w:p>
-            <w:pPr>
-              <w:pStyle w:val="Compact"/>
-              <w:jc w:val="left"/>
-            </w:pPr>
-            <w:r>
-              <w:t xml:space="preserve">Republic of Uganda</w:t>
-            </w:r>
-          </w:p>
-        </w:tc>
-        <w:tc>
-          <w:tcPr/>
-          <w:p>
-            <w:pPr>
-              <w:pStyle w:val="Compact"/>
-              <w:jc w:val="left"/>
-            </w:pPr>
-            <w:r>
-              <w:t xml:space="preserve">IDA21</w:t>
-            </w:r>
-          </w:p>
-        </w:tc>
-      </w:tr>
-      <w:tr>
-        <w:tc>
-          <w:tcPr/>
-          <w:p>
-            <w:pPr>
-              <w:pStyle w:val="Compact"/>
-              <w:jc w:val="left"/>
-            </w:pPr>
-            <w:r>
-              <w:t xml:space="preserve">Republic of Yemen</w:t>
-            </w:r>
-          </w:p>
-        </w:tc>
-        <w:tc>
-          <w:tcPr/>
-          <w:p>
-            <w:pPr>
-              <w:pStyle w:val="Compact"/>
-              <w:jc w:val="left"/>
-            </w:pPr>
-            <w:r>
-              <w:t xml:space="preserve">IDA21</w:t>
-            </w:r>
-          </w:p>
-        </w:tc>
-      </w:tr>
-      <w:tr>
-        <w:tc>
-          <w:tcPr/>
-          <w:p>
-            <w:pPr>
-              <w:pStyle w:val="Compact"/>
-              <w:jc w:val="left"/>
-            </w:pPr>
-            <w:r>
-              <w:t xml:space="preserve">Republic of Zimbabwe</w:t>
-            </w:r>
-          </w:p>
-        </w:tc>
-        <w:tc>
-          <w:tcPr/>
-          <w:p>
-            <w:pPr>
-              <w:pStyle w:val="Compact"/>
-              <w:jc w:val="left"/>
-            </w:pPr>
-            <w:r>
-              <w:t xml:space="preserve">IDA21</w:t>
-            </w:r>
-          </w:p>
-        </w:tc>
-      </w:tr>
-      <w:tr>
-        <w:tc>
-          <w:tcPr/>
-          <w:p>
-            <w:pPr>
-              <w:pStyle w:val="Compact"/>
-              <w:jc w:val="left"/>
-            </w:pPr>
-            <w:r>
-              <w:t xml:space="preserve">Republic of the Marshall Islands</w:t>
-            </w:r>
-          </w:p>
-        </w:tc>
-        <w:tc>
-          <w:tcPr/>
-          <w:p>
-            <w:pPr>
-              <w:pStyle w:val="Compact"/>
-              <w:jc w:val="left"/>
-            </w:pPr>
-            <w:r>
-              <w:t xml:space="preserve">IDA21</w:t>
-            </w:r>
-          </w:p>
-        </w:tc>
-      </w:tr>
-      <w:tr>
-        <w:tc>
-          <w:tcPr/>
-          <w:p>
-            <w:pPr>
-              <w:pStyle w:val="Compact"/>
-              <w:jc w:val="left"/>
-            </w:pPr>
-            <w:r>
-              <w:t xml:space="preserve">Syrian Arab Republic</w:t>
-            </w:r>
-          </w:p>
-        </w:tc>
-        <w:tc>
-          <w:tcPr/>
-          <w:p>
-            <w:pPr>
-              <w:pStyle w:val="Compact"/>
-              <w:jc w:val="left"/>
-            </w:pPr>
-            <w:r>
-              <w:t xml:space="preserve">IDA21</w:t>
-            </w:r>
-          </w:p>
-        </w:tc>
-      </w:tr>
-      <w:tr>
-        <w:tc>
-          <w:tcPr/>
-          <w:p>
-            <w:pPr>
-              <w:pStyle w:val="Compact"/>
-              <w:jc w:val="left"/>
-            </w:pPr>
-            <w:r>
-              <w:t xml:space="preserve">Burkina Faso</w:t>
-            </w:r>
-          </w:p>
-        </w:tc>
-        <w:tc>
-          <w:tcPr/>
-          <w:p>
-            <w:pPr>
-              <w:pStyle w:val="Compact"/>
-              <w:jc w:val="left"/>
-            </w:pPr>
-            <w:r>
-              <w:t xml:space="preserve">Pre-IDA21</w:t>
-            </w:r>
-          </w:p>
-        </w:tc>
-      </w:tr>
-      <w:tr>
-        <w:tc>
-          <w:tcPr/>
-          <w:p>
-            <w:pPr>
-              <w:pStyle w:val="Compact"/>
-              <w:jc w:val="left"/>
-            </w:pPr>
-            <w:r>
-              <w:t xml:space="preserve">Central African Republic</w:t>
-            </w:r>
-          </w:p>
-        </w:tc>
-        <w:tc>
-          <w:tcPr/>
-          <w:p>
-            <w:pPr>
-              <w:pStyle w:val="Compact"/>
-              <w:jc w:val="left"/>
-            </w:pPr>
-            <w:r>
-              <w:t xml:space="preserve">Pre-IDA21</w:t>
-            </w:r>
-          </w:p>
-        </w:tc>
-      </w:tr>
-      <w:tr>
-        <w:tc>
-          <w:tcPr/>
-          <w:p>
-            <w:pPr>
-              <w:pStyle w:val="Compact"/>
-              <w:jc w:val="left"/>
-            </w:pPr>
-            <w:r>
-              <w:t xml:space="preserve">Democratic Republic of Timor-Leste</w:t>
-            </w:r>
-          </w:p>
-        </w:tc>
-        <w:tc>
-          <w:tcPr/>
-          <w:p>
-            <w:pPr>
-              <w:pStyle w:val="Compact"/>
-              <w:jc w:val="left"/>
-            </w:pPr>
-            <w:r>
-              <w:t xml:space="preserve">Pre-IDA21</w:t>
-            </w:r>
-          </w:p>
-        </w:tc>
-      </w:tr>
-      <w:tr>
-        <w:tc>
-          <w:tcPr/>
-          <w:p>
-            <w:pPr>
-              <w:pStyle w:val="Compact"/>
-              <w:jc w:val="left"/>
-            </w:pPr>
-            <w:r>
-              <w:t xml:space="preserve">Federal Democratic Republic of Ethiopia</w:t>
-            </w:r>
-          </w:p>
-        </w:tc>
-        <w:tc>
-          <w:tcPr/>
-          <w:p>
-            <w:pPr>
-              <w:pStyle w:val="Compact"/>
-              <w:jc w:val="left"/>
-            </w:pPr>
-            <w:r>
-              <w:t xml:space="preserve">Pre-IDA21</w:t>
-            </w:r>
-          </w:p>
-        </w:tc>
-      </w:tr>
-      <w:tr>
-        <w:tc>
-          <w:tcPr/>
-          <w:p>
-            <w:pPr>
-              <w:pStyle w:val="Compact"/>
-              <w:jc w:val="left"/>
-            </w:pPr>
-            <w:r>
-              <w:t xml:space="preserve">Federal Republic of Nigeria</w:t>
-            </w:r>
-          </w:p>
-        </w:tc>
-        <w:tc>
-          <w:tcPr/>
-          <w:p>
-            <w:pPr>
-              <w:pStyle w:val="Compact"/>
-              <w:jc w:val="left"/>
-            </w:pPr>
-            <w:r>
-              <w:t xml:space="preserve">Pre-IDA21</w:t>
-            </w:r>
-          </w:p>
-        </w:tc>
-      </w:tr>
-      <w:tr>
-        <w:tc>
-          <w:tcPr/>
-          <w:p>
-            <w:pPr>
-              <w:pStyle w:val="Compact"/>
-              <w:jc w:val="left"/>
-            </w:pPr>
-            <w:r>
-              <w:t xml:space="preserve">Federal Republic of Somalia</w:t>
-            </w:r>
-          </w:p>
-        </w:tc>
-        <w:tc>
-          <w:tcPr/>
-          <w:p>
-            <w:pPr>
-              <w:pStyle w:val="Compact"/>
-              <w:jc w:val="left"/>
-            </w:pPr>
-            <w:r>
-              <w:t xml:space="preserve">Pre-IDA21</w:t>
-            </w:r>
-          </w:p>
-        </w:tc>
-      </w:tr>
-      <w:tr>
-        <w:tc>
-          <w:tcPr/>
-          <w:p>
-            <w:pPr>
-              <w:pStyle w:val="Compact"/>
-              <w:jc w:val="left"/>
-            </w:pPr>
-            <w:r>
-              <w:t xml:space="preserve">Federated States of Micronesia</w:t>
-            </w:r>
-          </w:p>
-        </w:tc>
-        <w:tc>
-          <w:tcPr/>
-          <w:p>
-            <w:pPr>
-              <w:pStyle w:val="Compact"/>
-              <w:jc w:val="left"/>
-            </w:pPr>
-            <w:r>
-              <w:t xml:space="preserve">Pre-IDA21</w:t>
-            </w:r>
-          </w:p>
-        </w:tc>
-      </w:tr>
-      <w:tr>
-        <w:tc>
-          <w:tcPr/>
-          <w:p>
-            <w:pPr>
-              <w:pStyle w:val="Compact"/>
-              <w:jc w:val="left"/>
-            </w:pPr>
-            <w:r>
-              <w:t xml:space="preserve">Islamic Republic of Mauritania</w:t>
-            </w:r>
-          </w:p>
-        </w:tc>
-        <w:tc>
-          <w:tcPr/>
-          <w:p>
-            <w:pPr>
-              <w:pStyle w:val="Compact"/>
-              <w:jc w:val="left"/>
-            </w:pPr>
-            <w:r>
-              <w:t xml:space="preserve">Pre-IDA21</w:t>
-            </w:r>
-          </w:p>
-        </w:tc>
-      </w:tr>
-      <w:tr>
-        <w:tc>
-          <w:tcPr/>
-          <w:p>
-            <w:pPr>
-              <w:pStyle w:val="Compact"/>
-              <w:jc w:val="left"/>
-            </w:pPr>
-            <w:r>
-              <w:t xml:space="preserve">Kingdom of Lesotho</w:t>
-            </w:r>
-          </w:p>
-        </w:tc>
-        <w:tc>
-          <w:tcPr/>
-          <w:p>
-            <w:pPr>
-              <w:pStyle w:val="Compact"/>
-              <w:jc w:val="left"/>
-            </w:pPr>
-            <w:r>
-              <w:t xml:space="preserve">Pre-IDA21</w:t>
-            </w:r>
-          </w:p>
-        </w:tc>
-      </w:tr>
-      <w:tr>
-        <w:tc>
-          <w:tcPr/>
-          <w:p>
-            <w:pPr>
-              <w:pStyle w:val="Compact"/>
-              <w:jc w:val="left"/>
-            </w:pPr>
-            <w:r>
-              <w:t xml:space="preserve">People’s Republic of Bangladesh</w:t>
-            </w:r>
-          </w:p>
-        </w:tc>
-        <w:tc>
-          <w:tcPr/>
-          <w:p>
-            <w:pPr>
-              <w:pStyle w:val="Compact"/>
-              <w:jc w:val="left"/>
-            </w:pPr>
-            <w:r>
-              <w:t xml:space="preserve">Pre-IDA21</w:t>
-            </w:r>
-          </w:p>
-        </w:tc>
-      </w:tr>
-      <w:tr>
-        <w:tc>
-          <w:tcPr/>
-          <w:p>
-            <w:pPr>
-              <w:pStyle w:val="Compact"/>
-              <w:jc w:val="left"/>
-            </w:pPr>
-            <w:r>
-              <w:t xml:space="preserve">Republic of Burundi</w:t>
-            </w:r>
-          </w:p>
-        </w:tc>
-        <w:tc>
-          <w:tcPr/>
-          <w:p>
-            <w:pPr>
-              <w:pStyle w:val="Compact"/>
-              <w:jc w:val="left"/>
-            </w:pPr>
-            <w:r>
-              <w:t xml:space="preserve">Pre-IDA21</w:t>
-            </w:r>
-          </w:p>
-        </w:tc>
-      </w:tr>
-      <w:tr>
-        <w:tc>
-          <w:tcPr/>
-          <w:p>
-            <w:pPr>
-              <w:pStyle w:val="Compact"/>
-              <w:jc w:val="left"/>
-            </w:pPr>
-            <w:r>
-              <w:t xml:space="preserve">Republic of Cameroon</w:t>
-            </w:r>
-          </w:p>
-        </w:tc>
-        <w:tc>
-          <w:tcPr/>
-          <w:p>
-            <w:pPr>
-              <w:pStyle w:val="Compact"/>
-              <w:jc w:val="left"/>
-            </w:pPr>
-            <w:r>
-              <w:t xml:space="preserve">Pre-IDA21</w:t>
-            </w:r>
-          </w:p>
-        </w:tc>
-      </w:tr>
-      <w:tr>
-        <w:tc>
-          <w:tcPr/>
-          <w:p>
-            <w:pPr>
-              <w:pStyle w:val="Compact"/>
-              <w:jc w:val="left"/>
-            </w:pPr>
-            <w:r>
-              <w:t xml:space="preserve">Republic of Ghana</w:t>
-            </w:r>
-          </w:p>
-        </w:tc>
-        <w:tc>
-          <w:tcPr/>
-          <w:p>
-            <w:pPr>
-              <w:pStyle w:val="Compact"/>
-              <w:jc w:val="left"/>
-            </w:pPr>
-            <w:r>
-              <w:t xml:space="preserve">Pre-IDA21</w:t>
-            </w:r>
-          </w:p>
-        </w:tc>
-      </w:tr>
-      <w:tr>
-        <w:tc>
-          <w:tcPr/>
-          <w:p>
-            <w:pPr>
-              <w:pStyle w:val="Compact"/>
-              <w:jc w:val="left"/>
-            </w:pPr>
-            <w:r>
-              <w:t xml:space="preserve">Republic of Kenya</w:t>
-            </w:r>
-          </w:p>
-        </w:tc>
-        <w:tc>
-          <w:tcPr/>
-          <w:p>
-            <w:pPr>
-              <w:pStyle w:val="Compact"/>
-              <w:jc w:val="left"/>
-            </w:pPr>
-            <w:r>
-              <w:t xml:space="preserve">Pre-IDA21</w:t>
-            </w:r>
-          </w:p>
-        </w:tc>
-      </w:tr>
-      <w:tr>
-        <w:tc>
-          <w:tcPr/>
-          <w:p>
-            <w:pPr>
-              <w:pStyle w:val="Compact"/>
-              <w:jc w:val="left"/>
-            </w:pPr>
-            <w:r>
-              <w:t xml:space="preserve">Republic of Malawi</w:t>
-            </w:r>
-          </w:p>
-        </w:tc>
-        <w:tc>
-          <w:tcPr/>
-          <w:p>
-            <w:pPr>
-              <w:pStyle w:val="Compact"/>
-              <w:jc w:val="left"/>
-            </w:pPr>
-            <w:r>
-              <w:t xml:space="preserve">Pre-IDA21</w:t>
-            </w:r>
-          </w:p>
-        </w:tc>
-      </w:tr>
-      <w:tr>
-        <w:tc>
-          <w:tcPr/>
-          <w:p>
-            <w:pPr>
-              <w:pStyle w:val="Compact"/>
-              <w:jc w:val="left"/>
-            </w:pPr>
-            <w:r>
-              <w:t xml:space="preserve">Republic of Niger</w:t>
-            </w:r>
-          </w:p>
-        </w:tc>
-        <w:tc>
-          <w:tcPr/>
-          <w:p>
-            <w:pPr>
-              <w:pStyle w:val="Compact"/>
-              <w:jc w:val="left"/>
-            </w:pPr>
-            <w:r>
-              <w:t xml:space="preserve">Pre-IDA21</w:t>
-            </w:r>
-          </w:p>
-        </w:tc>
-      </w:tr>
-      <w:tr>
-        <w:tc>
-          <w:tcPr/>
-          <w:p>
-            <w:pPr>
-              <w:pStyle w:val="Compact"/>
-              <w:jc w:val="left"/>
-            </w:pPr>
-            <w:r>
-              <w:t xml:space="preserve">Republic of Senegal</w:t>
-            </w:r>
-          </w:p>
-        </w:tc>
-        <w:tc>
-          <w:tcPr/>
-          <w:p>
-            <w:pPr>
-              <w:pStyle w:val="Compact"/>
-              <w:jc w:val="left"/>
-            </w:pPr>
-            <w:r>
-              <w:t xml:space="preserve">Pre-IDA21</w:t>
-            </w:r>
-          </w:p>
-        </w:tc>
-      </w:tr>
-      <w:tr>
-        <w:tc>
-          <w:tcPr/>
-          <w:p>
-            <w:pPr>
-              <w:pStyle w:val="Compact"/>
-              <w:jc w:val="left"/>
-            </w:pPr>
-            <w:r>
-              <w:t xml:space="preserve">Republic of Sierra Leone</w:t>
-            </w:r>
-          </w:p>
-        </w:tc>
-        <w:tc>
-          <w:tcPr/>
-          <w:p>
-            <w:pPr>
-              <w:pStyle w:val="Compact"/>
-              <w:jc w:val="left"/>
-            </w:pPr>
-            <w:r>
-              <w:t xml:space="preserve">Pre-IDA21</w:t>
-            </w:r>
-          </w:p>
-        </w:tc>
-      </w:tr>
-      <w:tr>
-        <w:tc>
-          <w:tcPr/>
-          <w:p>
-            <w:pPr>
-              <w:pStyle w:val="Compact"/>
-              <w:jc w:val="left"/>
-            </w:pPr>
-            <w:r>
-              <w:t xml:space="preserve">Republic of South Sudan</w:t>
-            </w:r>
-          </w:p>
-        </w:tc>
-        <w:tc>
-          <w:tcPr/>
-          <w:p>
-            <w:pPr>
-              <w:pStyle w:val="Compact"/>
-              <w:jc w:val="left"/>
-            </w:pPr>
-            <w:r>
-              <w:t xml:space="preserve">Pre-IDA21</w:t>
-            </w:r>
-          </w:p>
-        </w:tc>
-      </w:tr>
-      <w:tr>
-        <w:tc>
-          <w:tcPr/>
-          <w:p>
-            <w:pPr>
-              <w:pStyle w:val="Compact"/>
-              <w:jc w:val="left"/>
-            </w:pPr>
-            <w:r>
-              <w:t xml:space="preserve">Republic of Togo</w:t>
-            </w:r>
-          </w:p>
-        </w:tc>
-        <w:tc>
-          <w:tcPr/>
-          <w:p>
-            <w:pPr>
-              <w:pStyle w:val="Compact"/>
-              <w:jc w:val="left"/>
-            </w:pPr>
-            <w:r>
-              <w:t xml:space="preserve">Pre-IDA21</w:t>
-            </w:r>
-          </w:p>
-        </w:tc>
-      </w:tr>
-      <w:tr>
-        <w:tc>
-          <w:tcPr/>
-          <w:p>
-            <w:pPr>
-              <w:pStyle w:val="Compact"/>
-              <w:jc w:val="left"/>
-            </w:pPr>
-            <w:r>
-              <w:t xml:space="preserve">Republic of Uzbekistan</w:t>
-            </w:r>
-          </w:p>
-        </w:tc>
-        <w:tc>
-          <w:tcPr/>
-          <w:p>
-            <w:pPr>
-              <w:pStyle w:val="Compact"/>
-              <w:jc w:val="left"/>
-            </w:pPr>
-            <w:r>
-              <w:t xml:space="preserve">Pre-IDA21</w:t>
-            </w:r>
-          </w:p>
-        </w:tc>
-      </w:tr>
-      <w:tr>
-        <w:tc>
-          <w:tcPr/>
-          <w:p>
-            <w:pPr>
-              <w:pStyle w:val="Compact"/>
-              <w:jc w:val="left"/>
-            </w:pPr>
-            <w:r>
-              <w:t xml:space="preserve">Republic of Zambia</w:t>
-            </w:r>
-          </w:p>
-        </w:tc>
-        <w:tc>
-          <w:tcPr/>
-          <w:p>
-            <w:pPr>
-              <w:pStyle w:val="Compact"/>
-              <w:jc w:val="left"/>
-            </w:pPr>
-            <w:r>
-              <w:t xml:space="preserve">Pre-IDA21</w:t>
-            </w:r>
-          </w:p>
-        </w:tc>
-      </w:tr>
-      <w:tr>
-        <w:tc>
-          <w:tcPr/>
-          <w:p>
-            <w:pPr>
-              <w:pStyle w:val="Compact"/>
-              <w:jc w:val="left"/>
-            </w:pPr>
-            <w:r>
-              <w:t xml:space="preserve">United Republic of Tanzania</w:t>
-            </w:r>
-          </w:p>
-        </w:tc>
-        <w:tc>
-          <w:tcPr/>
-          <w:p>
-            <w:pPr>
-              <w:pStyle w:val="Compact"/>
-              <w:jc w:val="left"/>
-            </w:pPr>
-            <w:r>
-              <w:t xml:space="preserve">Pre-IDA21</w:t>
-            </w:r>
-          </w:p>
-        </w:tc>
-      </w:tr>
-    </w:tbl>
-    <w:p>
-      <w:pPr>
-        <w:pStyle w:val="BodyText"/>
-      </w:pPr>
-      <w:r>
-        <w:rPr>
-          <w:b/>
-          <w:bCs/>
-        </w:rPr>
-        <w:t xml:space="preserve">Note</w:t>
-      </w:r>
-      <w:r>
-        <w:t xml:space="preserve">: Where a country has operations across more than one IDA cycle, the most recent cycle is shown (IDA21, Pre-IDA21).</w:t>
-      </w:r>
-    </w:p>
-    <w:bookmarkEnd w:id="14"/>
-    <w:bookmarkStart w:id="15" w:name="project-list"/>
+    <w:bookmarkStart w:id="14" w:name="project-list"/>
     <w:p>
       <w:pPr>
         <w:pStyle w:val="Heading1"/>
@@ -16614,7 +15500,7 @@
         </w:tc>
       </w:tr>
     </w:tbl>
-    <w:bookmarkEnd w:id="15"/>
+    <w:bookmarkEnd w:id="14"/>
     <w:sectPr>
       <w:footnotePr>
         <w:numRestart w:val="eachSect"/>

--- a/analysis/2026-07-mtr/ida21_policy_commitment.docx
+++ b/analysis/2026-07-mtr/ida21_policy_commitment.docx
@@ -66,7 +66,7 @@
           <w:b/>
           <w:bCs/>
         </w:rPr>
-        <w:t xml:space="preserve">41 countries</w:t>
+        <w:t xml:space="preserve">40 countries</w:t>
       </w:r>
       <w:r>
         <w:t xml:space="preserve">, of which</w:t>
@@ -258,19 +258,19 @@
               <w:jc w:val="right"/>
             </w:pPr>
             <w:r>
-              <w:t xml:space="preserve">25</w:t>
-            </w:r>
-          </w:p>
-        </w:tc>
-        <w:tc>
-          <w:tcPr/>
-          <w:p>
-            <w:pPr>
-              <w:pStyle w:val="Compact"/>
-              <w:jc w:val="right"/>
-            </w:pPr>
-            <w:r>
-              <w:t xml:space="preserve">41</w:t>
+              <w:t xml:space="preserve">26</w:t>
+            </w:r>
+          </w:p>
+        </w:tc>
+        <w:tc>
+          <w:tcPr/>
+          <w:p>
+            <w:pPr>
+              <w:pStyle w:val="Compact"/>
+              <w:jc w:val="right"/>
+            </w:pPr>
+            <w:r>
+              <w:t xml:space="preserve">40</w:t>
             </w:r>
           </w:p>
         </w:tc>
@@ -622,7 +622,7 @@
               <w:jc w:val="right"/>
             </w:pPr>
             <w:r>
-              <w:t xml:space="preserve">19</w:t>
+              <w:t xml:space="preserve">20</w:t>
             </w:r>
           </w:p>
         </w:tc>
@@ -3020,7 +3020,7 @@
               <w:jc w:val="right"/>
             </w:pPr>
             <w:r>
-              <w:t xml:space="preserve">22</w:t>
+              <w:t xml:space="preserve">23</w:t>
             </w:r>
           </w:p>
         </w:tc>
@@ -3044,7 +3044,7 @@
               <w:jc w:val="right"/>
             </w:pPr>
             <w:r>
-              <w:t xml:space="preserve">37</w:t>
+              <w:t xml:space="preserve">36</w:t>
             </w:r>
           </w:p>
         </w:tc>
@@ -3619,7 +3619,7 @@
               <w:jc w:val="right"/>
             </w:pPr>
             <w:r>
-              <w:t xml:space="preserve">37</w:t>
+              <w:t xml:space="preserve">36</w:t>
             </w:r>
           </w:p>
         </w:tc>
